--- a/Lab2-Disaster-Recovery-and-Failover/Lab-Guide.docx
+++ b/Lab2-Disaster-Recovery-and-Failover/Lab-Guide.docx
@@ -15,7 +15,7 @@
         <w:spacing w:after="100" w:line="276"/>
       </w:pPr>
       <w:r>
-        <w:t xml:space="preserve">Hands-on lab guide · CarvedRock PostgreSQL Workshop · Tested on PostgreSQL 15 and 16 (Ubuntu 22.04 / 24.04)</w:t>
+        <w:t xml:space="preserve">Hands-on lab guide · Students MIS PostgreSQL Workshop · Tested on PostgreSQL 15 and 16 (Ubuntu 22.04 / 24.04)</w:t>
       </w:r>
     </w:p>
     <w:p>
@@ -36,7 +36,7 @@
         <w:spacing w:after="100" w:line="276"/>
       </w:pPr>
       <w:r>
-        <w:t xml:space="preserve">CarvedRock’s security team has detected suspicious database activity, and management wants proof that the business can survive both data loss and server loss. In this lab you build that proof: you take logical and physical backups, configure continuous WAL archiving, perform a genuine point-in-time recovery that rescues committed data from a destructive mistake, and then set up streaming replication with a controlled failover to a standby server.</w:t>
+        <w:t xml:space="preserve">The university’s IT security team has detected suspicious database activity, and administration wants proof that the institution can survive both data loss and server loss. In this lab you build that proof: you take logical and physical backups, configure continuous WAL archiving, perform a genuine point-in-time recovery that rescues committed data from a destructive mistake, and then set up streaming replication with a controlled failover to a standby server.</w:t>
       </w:r>
     </w:p>
     <w:p>
@@ -145,7 +145,7 @@
         <w:t xml:space="preserve">Primary server</w:t>
       </w:r>
       <w:r>
-        <w:t xml:space="preserve"> — Ubuntu Desktop with the main PostgreSQL instance and the carvedrock_prod database.</w:t>
+        <w:t xml:space="preserve"> — Ubuntu Desktop with the main PostgreSQL instance and the studentsmis_prod database.</w:t>
       </w:r>
     </w:p>
     <w:p>
@@ -199,7 +199,7 @@
         <w:t xml:space="preserve">Note: </w:t>
       </w:r>
       <w:r>
-        <w:t xml:space="preserve">Paste with Ctrl+Shift+V. $ means the Linux shell; postgres=# or carvedrock_prod=# means you are inside psql. When output opens in a pager, press q to exit it; to leave psql itself, use \q.</w:t>
+        <w:t xml:space="preserve">Paste with Ctrl+Shift+V. $ means the Linux shell; postgres=# or studentsmis_prod=# means you are inside psql. When output opens in a pager, press q to exit it; to leave psql itself, use \q.</w:t>
       </w:r>
     </w:p>
     <w:p>
@@ -337,7 +337,7 @@
           <w:b/>
           <w:bCs/>
         </w:rPr>
-        <w:t xml:space="preserve">Load the CarvedRock schema and data.</w:t>
+        <w:t xml:space="preserve">Load the Students MIS schema and data.</w:t>
       </w:r>
       <w:r>
         <w:t xml:space="preserve"> The script is idempotent — it drops and recreates the lab objects, so it is always safe to re-run and the row counts are always the same:</w:t>
@@ -394,7 +394,7 @@
           <w:sz w:val="18"/>
           <w:szCs w:val="18"/>
         </w:rPr>
-        <w:t xml:space="preserve">cd /tmp &amp;&amp; sudo -u postgres psql -d carvedrock_prod -f /tmp/init_database.sql</w:t>
+        <w:t xml:space="preserve">cd /tmp &amp;&amp; sudo -u postgres psql -d studentsmis_prod -f /tmp/init_database.sql</w:t>
       </w:r>
     </w:p>
     <w:p>
@@ -411,7 +411,7 @@
         <w:t xml:space="preserve">Expected output: </w:t>
       </w:r>
       <w:r>
-        <w:t xml:space="preserve">CREATE/INSERT messages ending in a summary row: customers 10, products 15, orders 15, order_items 21, inventory 15.</w:t>
+        <w:t xml:space="preserve">CREATE/INSERT messages ending in a summary row: students 10, departments 8, courses 15, enrollments 15, grades 21.</w:t>
       </w:r>
     </w:p>
     <w:p>
@@ -463,7 +463,7 @@
           <w:sz w:val="18"/>
           <w:szCs w:val="18"/>
         </w:rPr>
-        <w:t xml:space="preserve">cd /tmp &amp;&amp; sudo -u postgres psql -d carvedrock_prod</w:t>
+        <w:t xml:space="preserve">cd /tmp &amp;&amp; sudo -u postgres psql -d studentsmis_prod</w:t>
       </w:r>
     </w:p>
     <w:p>
@@ -683,7 +683,7 @@
           <w:sz w:val="18"/>
           <w:szCs w:val="18"/>
         </w:rPr>
-        <w:t xml:space="preserve">cd /tmp &amp;&amp; sudo -u postgres pg_dump -d carvedrock_prod -F custom \</w:t>
+        <w:t xml:space="preserve">cd /tmp &amp;&amp; sudo -u postgres pg_dump -d studentsmis_prod -F custom \</w:t>
       </w:r>
     </w:p>
     <w:p>
@@ -701,7 +701,7 @@
           <w:sz w:val="18"/>
           <w:szCs w:val="18"/>
         </w:rPr>
-        <w:t xml:space="preserve">  -f /var/backups/postgresql/logical/carvedrock_$(date +%Y%m%d_%H%M%S).backup</w:t>
+        <w:t xml:space="preserve">  -f /var/backups/postgresql/logical/studentsmis_$(date +%Y%m%d_%H%M%S).backup</w:t>
       </w:r>
     </w:p>
     <w:p>
@@ -756,43 +756,43 @@
           <w:sz w:val="18"/>
           <w:szCs w:val="18"/>
         </w:rPr>
-        <w:t xml:space="preserve">cd /tmp &amp;&amp; sudo -u postgres createdb carvedrock_test</w:t>
-      </w:r>
-    </w:p>
-    <w:p>
-      <w:pPr>
-        <w:pBdr>
-          <w:left w:val="single" w:color="336791" w:sz="12" w:space="8"/>
-        </w:pBdr>
-        <w:shd w:fill="F2F2F2" w:val="clear"/>
-        <w:spacing w:after="0" w:before="0" w:line="240"/>
-        <w:ind w:left="480" w:right="240"/>
-      </w:pPr>
-      <w:r>
-        <w:rPr>
-          <w:rFonts w:ascii="Consolas" w:cs="Consolas" w:eastAsia="Consolas" w:hAnsi="Consolas"/>
-          <w:sz w:val="18"/>
-          <w:szCs w:val="18"/>
-        </w:rPr>
-        <w:t xml:space="preserve">cd /tmp &amp;&amp; sudo -u postgres pg_restore -d carvedrock_test \</w:t>
-      </w:r>
-    </w:p>
-    <w:p>
-      <w:pPr>
-        <w:pBdr>
-          <w:left w:val="single" w:color="336791" w:sz="12" w:space="8"/>
-        </w:pBdr>
-        <w:shd w:fill="F2F2F2" w:val="clear"/>
-        <w:spacing w:after="0" w:before="0" w:line="240"/>
-        <w:ind w:left="480" w:right="240"/>
-      </w:pPr>
-      <w:r>
-        <w:rPr>
-          <w:rFonts w:ascii="Consolas" w:cs="Consolas" w:eastAsia="Consolas" w:hAnsi="Consolas"/>
-          <w:sz w:val="18"/>
-          <w:szCs w:val="18"/>
-        </w:rPr>
-        <w:t xml:space="preserve">  $(ls -t /var/backups/postgresql/logical/carvedrock_*.backup | head -1)</w:t>
+        <w:t xml:space="preserve">cd /tmp &amp;&amp; sudo -u postgres createdb studentsmis_test</w:t>
+      </w:r>
+    </w:p>
+    <w:p>
+      <w:pPr>
+        <w:pBdr>
+          <w:left w:val="single" w:color="336791" w:sz="12" w:space="8"/>
+        </w:pBdr>
+        <w:shd w:fill="F2F2F2" w:val="clear"/>
+        <w:spacing w:after="0" w:before="0" w:line="240"/>
+        <w:ind w:left="480" w:right="240"/>
+      </w:pPr>
+      <w:r>
+        <w:rPr>
+          <w:rFonts w:ascii="Consolas" w:cs="Consolas" w:eastAsia="Consolas" w:hAnsi="Consolas"/>
+          <w:sz w:val="18"/>
+          <w:szCs w:val="18"/>
+        </w:rPr>
+        <w:t xml:space="preserve">cd /tmp &amp;&amp; sudo -u postgres pg_restore -d studentsmis_test \</w:t>
+      </w:r>
+    </w:p>
+    <w:p>
+      <w:pPr>
+        <w:pBdr>
+          <w:left w:val="single" w:color="336791" w:sz="12" w:space="8"/>
+        </w:pBdr>
+        <w:shd w:fill="F2F2F2" w:val="clear"/>
+        <w:spacing w:after="0" w:before="0" w:line="240"/>
+        <w:ind w:left="480" w:right="240"/>
+      </w:pPr>
+      <w:r>
+        <w:rPr>
+          <w:rFonts w:ascii="Consolas" w:cs="Consolas" w:eastAsia="Consolas" w:hAnsi="Consolas"/>
+          <w:sz w:val="18"/>
+          <w:szCs w:val="18"/>
+        </w:rPr>
+        <w:t xml:space="preserve">  $(ls -t /var/backups/postgresql/logical/studentsmis_*.backup | head -1)</w:t>
       </w:r>
     </w:p>
     <w:p>
@@ -810,7 +810,7 @@
           <w:sz w:val="18"/>
           <w:szCs w:val="18"/>
         </w:rPr>
-        <w:t xml:space="preserve">sudo -u postgres psql -d carvedrock_test -c "SELECT COUNT(*) FROM orders;"</w:t>
+        <w:t xml:space="preserve">sudo -u postgres psql -d studentsmis_test -c "SELECT COUNT(*) FROM enrollments;"</w:t>
       </w:r>
     </w:p>
     <w:p>
@@ -1270,7 +1270,7 @@
         <w:spacing w:after="100" w:line="276"/>
       </w:pPr>
       <w:r>
-        <w:t xml:space="preserve">Here is the scenario, in the order it will happen. After the base backup, the business writes three important orders — data that exists only in the WAL, not in the backup. You record that moment as your recovery target. Then someone runs a destructive DELETE. Your job: recover the database to the recorded moment, so the three orders survive and the deletion never happens.</w:t>
+        <w:t xml:space="preserve">Here is the scenario, in the order it will happen. After the base backup, the business writes three important enrollments — data that exists only in the WAL, not in the backup. You record that moment as your recovery target. Then someone runs a destructive DELETE. Your job: recover the database to the recorded moment, so the three enrollments survive and the deletion never happens.</w:t>
       </w:r>
     </w:p>
     <w:p>
@@ -1287,7 +1287,7 @@
           <w:b/>
           <w:bCs/>
         </w:rPr>
-        <w:t xml:space="preserve">Write the three important orders:</w:t>
+        <w:t xml:space="preserve">Write the three important enrollments:</w:t>
       </w:r>
     </w:p>
     <w:p>
@@ -1305,25 +1305,25 @@
           <w:sz w:val="18"/>
           <w:szCs w:val="18"/>
         </w:rPr>
-        <w:t xml:space="preserve">cd /tmp &amp;&amp; sudo -u postgres psql -d carvedrock_prod</w:t>
-      </w:r>
-    </w:p>
-    <w:p>
-      <w:pPr>
-        <w:pBdr>
-          <w:left w:val="single" w:color="336791" w:sz="12" w:space="8"/>
-        </w:pBdr>
-        <w:shd w:fill="F2F2F2" w:val="clear"/>
-        <w:spacing w:after="0" w:before="0" w:line="240"/>
-        <w:ind w:left="480" w:right="240"/>
-      </w:pPr>
-      <w:r>
-        <w:rPr>
-          <w:rFonts w:ascii="Consolas" w:cs="Consolas" w:eastAsia="Consolas" w:hAnsi="Consolas"/>
-          <w:sz w:val="18"/>
-          <w:szCs w:val="18"/>
-        </w:rPr>
-        <w:t xml:space="preserve">INSERT INTO orders (customer_id, order_date, total_amount) VALUES</w:t>
+        <w:t xml:space="preserve">cd /tmp &amp;&amp; sudo -u postgres psql -d studentsmis_prod</w:t>
+      </w:r>
+    </w:p>
+    <w:p>
+      <w:pPr>
+        <w:pBdr>
+          <w:left w:val="single" w:color="336791" w:sz="12" w:space="8"/>
+        </w:pBdr>
+        <w:shd w:fill="F2F2F2" w:val="clear"/>
+        <w:spacing w:after="0" w:before="0" w:line="240"/>
+        <w:ind w:left="480" w:right="240"/>
+      </w:pPr>
+      <w:r>
+        <w:rPr>
+          <w:rFonts w:ascii="Consolas" w:cs="Consolas" w:eastAsia="Consolas" w:hAnsi="Consolas"/>
+          <w:sz w:val="18"/>
+          <w:szCs w:val="18"/>
+        </w:rPr>
+        <w:t xml:space="preserve">INSERT INTO enrollments (student_id, enrollment_date, tuition_amount) VALUES</w:t>
       </w:r>
     </w:p>
     <w:p>
@@ -1394,7 +1394,7 @@
         <w:t xml:space="preserve">Expected output: </w:t>
       </w:r>
       <w:r>
-        <w:t xml:space="preserve">INSERT 0 3. Verify: SELECT order_id, total_amount FROM orders ORDER BY order_id DESC LIMIT 3;</w:t>
+        <w:t xml:space="preserve">INSERT 0 3. Verify: SELECT enrollment_id, tuition_amount FROM enrollments ORDER BY enrollment_id DESC LIMIT 3;</w:t>
       </w:r>
     </w:p>
     <w:p>
@@ -1554,7 +1554,7 @@
         <w:t xml:space="preserve">Now the disaster.</w:t>
       </w:r>
       <w:r>
-        <w:t xml:space="preserve"> A careless cleanup deletes every high-value order (child rows first, because of the foreign key):</w:t>
+        <w:t xml:space="preserve"> A careless cleanup deletes every high-value enrollment (child rows first, because of the foreign key):</w:t>
       </w:r>
     </w:p>
     <w:p>
@@ -1572,79 +1572,79 @@
           <w:sz w:val="18"/>
           <w:szCs w:val="18"/>
         </w:rPr>
-        <w:t xml:space="preserve">cd /tmp &amp;&amp; sudo -u postgres psql -d carvedrock_prod</w:t>
-      </w:r>
-    </w:p>
-    <w:p>
-      <w:pPr>
-        <w:pBdr>
-          <w:left w:val="single" w:color="336791" w:sz="12" w:space="8"/>
-        </w:pBdr>
-        <w:shd w:fill="F2F2F2" w:val="clear"/>
-        <w:spacing w:after="0" w:before="0" w:line="240"/>
-        <w:ind w:left="480" w:right="240"/>
-      </w:pPr>
-      <w:r>
-        <w:rPr>
-          <w:rFonts w:ascii="Consolas" w:cs="Consolas" w:eastAsia="Consolas" w:hAnsi="Consolas"/>
-          <w:sz w:val="18"/>
-          <w:szCs w:val="18"/>
-        </w:rPr>
-        <w:t xml:space="preserve">DELETE FROM order_items WHERE order_id IN</w:t>
-      </w:r>
-    </w:p>
-    <w:p>
-      <w:pPr>
-        <w:pBdr>
-          <w:left w:val="single" w:color="336791" w:sz="12" w:space="8"/>
-        </w:pBdr>
-        <w:shd w:fill="F2F2F2" w:val="clear"/>
-        <w:spacing w:after="0" w:before="0" w:line="240"/>
-        <w:ind w:left="480" w:right="240"/>
-      </w:pPr>
-      <w:r>
-        <w:rPr>
-          <w:rFonts w:ascii="Consolas" w:cs="Consolas" w:eastAsia="Consolas" w:hAnsi="Consolas"/>
-          <w:sz w:val="18"/>
-          <w:szCs w:val="18"/>
-        </w:rPr>
-        <w:t xml:space="preserve">  (SELECT order_id FROM orders WHERE total_amount &gt; 500);</w:t>
-      </w:r>
-    </w:p>
-    <w:p>
-      <w:pPr>
-        <w:pBdr>
-          <w:left w:val="single" w:color="336791" w:sz="12" w:space="8"/>
-        </w:pBdr>
-        <w:shd w:fill="F2F2F2" w:val="clear"/>
-        <w:spacing w:after="0" w:before="0" w:line="240"/>
-        <w:ind w:left="480" w:right="240"/>
-      </w:pPr>
-      <w:r>
-        <w:rPr>
-          <w:rFonts w:ascii="Consolas" w:cs="Consolas" w:eastAsia="Consolas" w:hAnsi="Consolas"/>
-          <w:sz w:val="18"/>
-          <w:szCs w:val="18"/>
-        </w:rPr>
-        <w:t xml:space="preserve">DELETE FROM orders WHERE total_amount &gt; 500;</w:t>
-      </w:r>
-    </w:p>
-    <w:p>
-      <w:pPr>
-        <w:pBdr>
-          <w:left w:val="single" w:color="336791" w:sz="12" w:space="8"/>
-        </w:pBdr>
-        <w:shd w:fill="F2F2F2" w:val="clear"/>
-        <w:spacing w:after="0" w:before="0" w:line="240"/>
-        <w:ind w:left="480" w:right="240"/>
-      </w:pPr>
-      <w:r>
-        <w:rPr>
-          <w:rFonts w:ascii="Consolas" w:cs="Consolas" w:eastAsia="Consolas" w:hAnsi="Consolas"/>
-          <w:sz w:val="18"/>
-          <w:szCs w:val="18"/>
-        </w:rPr>
-        <w:t xml:space="preserve">SELECT COUNT(*) FROM orders;</w:t>
+        <w:t xml:space="preserve">cd /tmp &amp;&amp; sudo -u postgres psql -d studentsmis_prod</w:t>
+      </w:r>
+    </w:p>
+    <w:p>
+      <w:pPr>
+        <w:pBdr>
+          <w:left w:val="single" w:color="336791" w:sz="12" w:space="8"/>
+        </w:pBdr>
+        <w:shd w:fill="F2F2F2" w:val="clear"/>
+        <w:spacing w:after="0" w:before="0" w:line="240"/>
+        <w:ind w:left="480" w:right="240"/>
+      </w:pPr>
+      <w:r>
+        <w:rPr>
+          <w:rFonts w:ascii="Consolas" w:cs="Consolas" w:eastAsia="Consolas" w:hAnsi="Consolas"/>
+          <w:sz w:val="18"/>
+          <w:szCs w:val="18"/>
+        </w:rPr>
+        <w:t xml:space="preserve">DELETE FROM grades WHERE enrollment_id IN</w:t>
+      </w:r>
+    </w:p>
+    <w:p>
+      <w:pPr>
+        <w:pBdr>
+          <w:left w:val="single" w:color="336791" w:sz="12" w:space="8"/>
+        </w:pBdr>
+        <w:shd w:fill="F2F2F2" w:val="clear"/>
+        <w:spacing w:after="0" w:before="0" w:line="240"/>
+        <w:ind w:left="480" w:right="240"/>
+      </w:pPr>
+      <w:r>
+        <w:rPr>
+          <w:rFonts w:ascii="Consolas" w:cs="Consolas" w:eastAsia="Consolas" w:hAnsi="Consolas"/>
+          <w:sz w:val="18"/>
+          <w:szCs w:val="18"/>
+        </w:rPr>
+        <w:t xml:space="preserve">  (SELECT enrollment_id FROM enrollments WHERE tuition_amount &gt; 500);</w:t>
+      </w:r>
+    </w:p>
+    <w:p>
+      <w:pPr>
+        <w:pBdr>
+          <w:left w:val="single" w:color="336791" w:sz="12" w:space="8"/>
+        </w:pBdr>
+        <w:shd w:fill="F2F2F2" w:val="clear"/>
+        <w:spacing w:after="0" w:before="0" w:line="240"/>
+        <w:ind w:left="480" w:right="240"/>
+      </w:pPr>
+      <w:r>
+        <w:rPr>
+          <w:rFonts w:ascii="Consolas" w:cs="Consolas" w:eastAsia="Consolas" w:hAnsi="Consolas"/>
+          <w:sz w:val="18"/>
+          <w:szCs w:val="18"/>
+        </w:rPr>
+        <w:t xml:space="preserve">DELETE FROM enrollments WHERE tuition_amount &gt; 500;</w:t>
+      </w:r>
+    </w:p>
+    <w:p>
+      <w:pPr>
+        <w:pBdr>
+          <w:left w:val="single" w:color="336791" w:sz="12" w:space="8"/>
+        </w:pBdr>
+        <w:shd w:fill="F2F2F2" w:val="clear"/>
+        <w:spacing w:after="0" w:before="0" w:line="240"/>
+        <w:ind w:left="480" w:right="240"/>
+      </w:pPr>
+      <w:r>
+        <w:rPr>
+          <w:rFonts w:ascii="Consolas" w:cs="Consolas" w:eastAsia="Consolas" w:hAnsi="Consolas"/>
+          <w:sz w:val="18"/>
+          <w:szCs w:val="18"/>
+        </w:rPr>
+        <w:t xml:space="preserve">SELECT COUNT(*) FROM enrollments;</w:t>
       </w:r>
     </w:p>
     <w:p>
@@ -1679,7 +1679,7 @@
         <w:t xml:space="preserve">Expected output: </w:t>
       </w:r>
       <w:r>
-        <w:t xml:space="preserve">The count drops to 14 — your three new orders and one seeded order are gone.</w:t>
+        <w:t xml:space="preserve">The count drops to 14 — your three new enrollments and one seeded enrollment are gone.</w:t>
       </w:r>
     </w:p>
     <w:p>
@@ -2397,43 +2397,43 @@
           <w:sz w:val="18"/>
           <w:szCs w:val="18"/>
         </w:rPr>
-        <w:t xml:space="preserve">cd /tmp &amp;&amp; sudo -u postgres psql -d carvedrock_prod -c \</w:t>
-      </w:r>
-    </w:p>
-    <w:p>
-      <w:pPr>
-        <w:pBdr>
-          <w:left w:val="single" w:color="336791" w:sz="12" w:space="8"/>
-        </w:pBdr>
-        <w:shd w:fill="F2F2F2" w:val="clear"/>
-        <w:spacing w:after="0" w:before="0" w:line="240"/>
-        <w:ind w:left="480" w:right="240"/>
-      </w:pPr>
-      <w:r>
-        <w:rPr>
-          <w:rFonts w:ascii="Consolas" w:cs="Consolas" w:eastAsia="Consolas" w:hAnsi="Consolas"/>
-          <w:sz w:val="18"/>
-          <w:szCs w:val="18"/>
-        </w:rPr>
-        <w:t xml:space="preserve"> "SELECT COUNT(*) AS total_orders,</w:t>
-      </w:r>
-    </w:p>
-    <w:p>
-      <w:pPr>
-        <w:pBdr>
-          <w:left w:val="single" w:color="336791" w:sz="12" w:space="8"/>
-        </w:pBdr>
-        <w:shd w:fill="F2F2F2" w:val="clear"/>
-        <w:spacing w:after="0" w:before="0" w:line="240"/>
-        <w:ind w:left="480" w:right="240"/>
-      </w:pPr>
-      <w:r>
-        <w:rPr>
-          <w:rFonts w:ascii="Consolas" w:cs="Consolas" w:eastAsia="Consolas" w:hAnsi="Consolas"/>
-          <w:sz w:val="18"/>
-          <w:szCs w:val="18"/>
-        </w:rPr>
-        <w:t xml:space="preserve">         COUNT(*) FILTER (WHERE total_amount IN (1500.00,2300.00,890.00))</w:t>
+        <w:t xml:space="preserve">cd /tmp &amp;&amp; sudo -u postgres psql -d studentsmis_prod -c \</w:t>
+      </w:r>
+    </w:p>
+    <w:p>
+      <w:pPr>
+        <w:pBdr>
+          <w:left w:val="single" w:color="336791" w:sz="12" w:space="8"/>
+        </w:pBdr>
+        <w:shd w:fill="F2F2F2" w:val="clear"/>
+        <w:spacing w:after="0" w:before="0" w:line="240"/>
+        <w:ind w:left="480" w:right="240"/>
+      </w:pPr>
+      <w:r>
+        <w:rPr>
+          <w:rFonts w:ascii="Consolas" w:cs="Consolas" w:eastAsia="Consolas" w:hAnsi="Consolas"/>
+          <w:sz w:val="18"/>
+          <w:szCs w:val="18"/>
+        </w:rPr>
+        <w:t xml:space="preserve"> "SELECT COUNT(*) AS total_enrollments,</w:t>
+      </w:r>
+    </w:p>
+    <w:p>
+      <w:pPr>
+        <w:pBdr>
+          <w:left w:val="single" w:color="336791" w:sz="12" w:space="8"/>
+        </w:pBdr>
+        <w:shd w:fill="F2F2F2" w:val="clear"/>
+        <w:spacing w:after="0" w:before="0" w:line="240"/>
+        <w:ind w:left="480" w:right="240"/>
+      </w:pPr>
+      <w:r>
+        <w:rPr>
+          <w:rFonts w:ascii="Consolas" w:cs="Consolas" w:eastAsia="Consolas" w:hAnsi="Consolas"/>
+          <w:sz w:val="18"/>
+          <w:szCs w:val="18"/>
+        </w:rPr>
+        <w:t xml:space="preserve">         COUNT(*) FILTER (WHERE tuition_amount IN (1500.00,2300.00,890.00))</w:t>
       </w:r>
     </w:p>
     <w:p>
@@ -2469,7 +2469,7 @@
           <w:sz w:val="18"/>
           <w:szCs w:val="18"/>
         </w:rPr>
-        <w:t xml:space="preserve">  FROM orders;"</w:t>
+        <w:t xml:space="preserve">  FROM enrollments;"</w:t>
       </w:r>
     </w:p>
     <w:p>
@@ -2487,7 +2487,7 @@
           <w:sz w:val="18"/>
           <w:szCs w:val="18"/>
         </w:rPr>
-        <w:t xml:space="preserve"> total_orders | recovered_inserts </w:t>
+        <w:t xml:space="preserve"> total_enrollments | recovered_inserts     </w:t>
       </w:r>
     </w:p>
     <w:p>
@@ -2505,7 +2505,7 @@
           <w:sz w:val="18"/>
           <w:szCs w:val="18"/>
         </w:rPr>
-        <w:t xml:space="preserve">--------------+-------------------</w:t>
+        <w:t xml:space="preserve">-------------------+-----------------------</w:t>
       </w:r>
     </w:p>
     <w:p>
@@ -2540,7 +2540,7 @@
         <w:t xml:space="preserve">Why it matters: </w:t>
       </w:r>
       <w:r>
-        <w:t xml:space="preserve">18 = 15 seeded orders + your 3 recovered inserts. The base backup alone contained 15; the extra 3 came from WAL replay — data that existed only after the backup was taken. That is the capability PITR adds over a plain restore, and the deletes were never replayed.</w:t>
+        <w:t xml:space="preserve">18 = 15 seeded enrollments + your 3 recovered inserts. The base backup alone contained 15; the extra 3 came from WAL replay — data that existed only after the backup was taken. That is the capability PITR adds over a plain restore, and the deletes were never replayed.</w:t>
       </w:r>
     </w:p>
     <w:p>
@@ -2572,7 +2572,7 @@
         <w:spacing w:after="100" w:line="276"/>
       </w:pPr>
       <w:r>
-        <w:t xml:space="preserve">CarvedRock now wants protection against losing the server itself. You will configure streaming replication from the primary (Ubuntu Desktop) to the standby (Ubuntu Console), verify data flows in real time, then simulate a primary failure and promote the standby.</w:t>
+        <w:t xml:space="preserve">The university now wants protection against losing the server itself. You will configure streaming replication from the primary (Ubuntu Desktop) to the standby (Ubuntu Console), verify data flows in real time, then simulate a primary failure and promote the standby.</w:t>
       </w:r>
     </w:p>
     <w:p>
@@ -3523,7 +3523,7 @@
           <w:sz w:val="18"/>
           <w:szCs w:val="18"/>
         </w:rPr>
-        <w:t xml:space="preserve">sudo -u postgres psql -d carvedrock_prod -c \</w:t>
+        <w:t xml:space="preserve">sudo -u postgres psql -d studentsmis_prod -c \</w:t>
       </w:r>
     </w:p>
     <w:p>
@@ -3577,7 +3577,7 @@
           <w:sz w:val="18"/>
           <w:szCs w:val="18"/>
         </w:rPr>
-        <w:t xml:space="preserve">sudo -u postgres psql -d carvedrock_prod -c \</w:t>
+        <w:t xml:space="preserve">sudo -u postgres psql -d studentsmis_prod -c \</w:t>
       </w:r>
     </w:p>
     <w:p>
@@ -3639,7 +3639,7 @@
           <w:sz w:val="18"/>
           <w:szCs w:val="18"/>
         </w:rPr>
-        <w:t xml:space="preserve">sudo -u postgres psql -d carvedrock_prod -c "SELECT * FROM replication_test;"</w:t>
+        <w:t xml:space="preserve">sudo -u postgres psql -d studentsmis_prod -c "SELECT * FROM replication_test;"</w:t>
       </w:r>
     </w:p>
     <w:p>
@@ -3878,7 +3878,7 @@
           <w:sz w:val="18"/>
           <w:szCs w:val="18"/>
         </w:rPr>
-        <w:t xml:space="preserve">sudo -u postgres psql -d carvedrock_prod -c \</w:t>
+        <w:t xml:space="preserve">sudo -u postgres psql -d studentsmis_prod -c \</w:t>
       </w:r>
     </w:p>
     <w:p>
@@ -3966,43 +3966,43 @@
           <w:sz w:val="18"/>
           <w:szCs w:val="18"/>
         </w:rPr>
-        <w:t xml:space="preserve">sudo -u postgres psql -d carvedrock_prod -c \</w:t>
-      </w:r>
-    </w:p>
-    <w:p>
-      <w:pPr>
-        <w:pBdr>
-          <w:left w:val="single" w:color="336791" w:sz="12" w:space="8"/>
-        </w:pBdr>
-        <w:shd w:fill="F2F2F2" w:val="clear"/>
-        <w:spacing w:after="0" w:before="0" w:line="240"/>
-        <w:ind w:left="480" w:right="240"/>
-      </w:pPr>
-      <w:r>
-        <w:rPr>
-          <w:rFonts w:ascii="Consolas" w:cs="Consolas" w:eastAsia="Consolas" w:hAnsi="Consolas"/>
-          <w:sz w:val="18"/>
-          <w:szCs w:val="18"/>
-        </w:rPr>
-        <w:t xml:space="preserve"> "SELECT (SELECT COUNT(*) FROM orders)    AS orders,</w:t>
-      </w:r>
-    </w:p>
-    <w:p>
-      <w:pPr>
-        <w:pBdr>
-          <w:left w:val="single" w:color="336791" w:sz="12" w:space="8"/>
-        </w:pBdr>
-        <w:shd w:fill="F2F2F2" w:val="clear"/>
-        <w:spacing w:after="0" w:before="0" w:line="240"/>
-        <w:ind w:left="480" w:right="240"/>
-      </w:pPr>
-      <w:r>
-        <w:rPr>
-          <w:rFonts w:ascii="Consolas" w:cs="Consolas" w:eastAsia="Consolas" w:hAnsi="Consolas"/>
-          <w:sz w:val="18"/>
-          <w:szCs w:val="18"/>
-        </w:rPr>
-        <w:t xml:space="preserve">         (SELECT COUNT(*) FROM customers) AS customers,</w:t>
+        <w:t xml:space="preserve">sudo -u postgres psql -d studentsmis_prod -c \</w:t>
+      </w:r>
+    </w:p>
+    <w:p>
+      <w:pPr>
+        <w:pBdr>
+          <w:left w:val="single" w:color="336791" w:sz="12" w:space="8"/>
+        </w:pBdr>
+        <w:shd w:fill="F2F2F2" w:val="clear"/>
+        <w:spacing w:after="0" w:before="0" w:line="240"/>
+        <w:ind w:left="480" w:right="240"/>
+      </w:pPr>
+      <w:r>
+        <w:rPr>
+          <w:rFonts w:ascii="Consolas" w:cs="Consolas" w:eastAsia="Consolas" w:hAnsi="Consolas"/>
+          <w:sz w:val="18"/>
+          <w:szCs w:val="18"/>
+        </w:rPr>
+        <w:t xml:space="preserve"> "SELECT (SELECT COUNT(*) FROM enrollments)    AS enrollments,</w:t>
+      </w:r>
+    </w:p>
+    <w:p>
+      <w:pPr>
+        <w:pBdr>
+          <w:left w:val="single" w:color="336791" w:sz="12" w:space="8"/>
+        </w:pBdr>
+        <w:shd w:fill="F2F2F2" w:val="clear"/>
+        <w:spacing w:after="0" w:before="0" w:line="240"/>
+        <w:ind w:left="480" w:right="240"/>
+      </w:pPr>
+      <w:r>
+        <w:rPr>
+          <w:rFonts w:ascii="Consolas" w:cs="Consolas" w:eastAsia="Consolas" w:hAnsi="Consolas"/>
+          <w:sz w:val="18"/>
+          <w:szCs w:val="18"/>
+        </w:rPr>
+        <w:t xml:space="preserve">         (SELECT COUNT(*) FROM students) AS students,</w:t>
       </w:r>
     </w:p>
     <w:p>
@@ -4020,7 +4020,7 @@
           <w:sz w:val="18"/>
           <w:szCs w:val="18"/>
         </w:rPr>
-        <w:t xml:space="preserve">         (SELECT COUNT(*) FROM products)  AS products;"</w:t>
+        <w:t xml:space="preserve">         (SELECT COUNT(*) FROM courses)  AS courses;"</w:t>
       </w:r>
     </w:p>
     <w:p>
@@ -4038,7 +4038,7 @@
           <w:sz w:val="18"/>
           <w:szCs w:val="18"/>
         </w:rPr>
-        <w:t xml:space="preserve"> orders | customers | products </w:t>
+        <w:t xml:space="preserve"> enrollments | students | courses</w:t>
       </w:r>
     </w:p>
     <w:p>
@@ -4056,7 +4056,7 @@
           <w:sz w:val="18"/>
           <w:szCs w:val="18"/>
         </w:rPr>
-        <w:t xml:space="preserve">--------+-----------+----------</w:t>
+        <w:t xml:space="preserve">-------------+----------+---------</w:t>
       </w:r>
     </w:p>
     <w:p>
@@ -4074,7 +4074,7 @@
           <w:sz w:val="18"/>
           <w:szCs w:val="18"/>
         </w:rPr>
-        <w:t xml:space="preserve">     18 |        10 |       15</w:t>
+        <w:t xml:space="preserve">          18 |       10 |       15</w:t>
       </w:r>
     </w:p>
     <w:p>
@@ -4091,7 +4091,7 @@
         <w:t xml:space="preserve">Why it matters: </w:t>
       </w:r>
       <w:r>
-        <w:t xml:space="preserve">18 orders — the count carried over from the PITR in Objective 1 — plus every customer and product, with zero data loss across the failover.</w:t>
+        <w:t xml:space="preserve">18 enrollments — the count carried over from the PITR in Objective 1 — plus every student and course, with zero data loss across the failover.</w:t>
       </w:r>
     </w:p>
     <w:p>
@@ -4500,7 +4500,7 @@
         <w:spacing w:after="100" w:line="276"/>
       </w:pPr>
       <w:r>
-        <w:t xml:space="preserve">You configured streaming replication with SCRAM-authenticated, subnet-scoped access, watched writes appear on the standby in real time, executed a controlled failover, verified the promoted server accepts writes with all 18 orders, 10 customers, and 15 products intact, and prepared the new primary — including the archive directory it now needs — for continued operation.</w:t>
+        <w:t xml:space="preserve">You configured streaming replication with SCRAM-authenticated, subnet-scoped access, watched writes appear on the standby in real time, executed a controlled failover, verified the promoted server accepts writes with all 18 enrollments, 10 students, and 15 courses intact, and prepared the new primary — including the archive directory it now needs — for continued operation.</w:t>
       </w:r>
     </w:p>
     <w:p>
@@ -4750,7 +4750,7 @@
         <w:sz w:val="16"/>
         <w:szCs w:val="16"/>
       </w:rPr>
-      <w:t xml:space="preserve">	CarvedRock PostgreSQL Workshop</w:t>
+      <w:t xml:space="preserve">	Students MIS PostgreSQL Workshop</w:t>
     </w:r>
   </w:p>
 </w:hdr>
